--- a/business_document/02_sales_enablement/DOC-13_Battlecard_ULMS_vs_FinnOne.docx
+++ b/business_document/02_sales_enablement/DOC-13_Battlecard_ULMS_vs_FinnOne.docx
@@ -1284,7 +1284,7 @@
                 <w:color w:val="222222"/>
                 <w:sz w:val="18"/>
               </w:rPr>
-              <w:t>Dedicated 100+ Person Engineering HQ in Begum Rokeya Sarani, Dhaka</w:t>
+              <w:t>Dedicated 40+ Person Engineering HQ in Begum Rokeya Sarani, Dhaka</w:t>
             </w:r>
           </w:p>
         </w:tc>
@@ -1679,7 +1679,7 @@
           <w:color w:val="222222"/>
           <w:sz w:val="19"/>
         </w:rPr>
-        <w:t>"When an auditor from Bangladesh Bank is sitting in your boardroom demanding an explanation, Unisoft's senior software architects can be physically on-site in your Motijheel or Gulshan datacenter within 60 minutes."</w:t>
+        <w:t>"When an auditor from Bangladesh Bank is sitting in your boardroom demanding an explanation, Unisoft's senior software architects can be physically on-site in your Motijheel or Gulshan datacenter within 30 minutes (metro) / 2 hours (national)."</w:t>
       </w:r>
     </w:p>
     <w:p>
@@ -2531,7 +2531,7 @@
                 <w:color w:val="222222"/>
                 <w:sz w:val="18"/>
               </w:rPr>
-              <w:t>Guaranteed 2-Hour Physical On-Site</w:t>
+              <w:t>Guaranteed 30-Minute Metro / 2-Hour National On-Site</w:t>
             </w:r>
           </w:p>
         </w:tc>

--- a/business_document/02_sales_enablement/DOC-13_Battlecard_ULMS_vs_FinnOne.docx
+++ b/business_document/02_sales_enablement/DOC-13_Battlecard_ULMS_vs_FinnOne.docx
@@ -1487,17 +1487,7 @@
                 <w:color w:val="1E2660"/>
                 <w:sz w:val="18"/>
               </w:rPr>
-              <w:t xml:space="preserve">System Architecture Specification (Mermaid DSL):  </w:t>
-            </w:r>
-            <w:r>
-              <w:rPr>
-                <w:rFonts w:ascii="Calibri" w:hAnsi="Calibri" w:eastAsia="Calibri"/>
-                <w:b w:val="0"/>
-                <w:i w:val="0"/>
-                <w:color w:val="222222"/>
-                <w:sz w:val="18"/>
-              </w:rPr>
-              <w:t>[Diagram Topology: flowchart TD]</w:t>
+              <w:t>System Architecture Specification (Mermaid DSL):  [Diagram Topology: flowchart TD]</w:t>
               <w:br/>
               <w:t>flowchart TD</w:t>
               <w:br/>
@@ -1509,7 +1499,16 @@
               <w:br/>
               <w:t xml:space="preserve">        F3["Proprietary Oracle DB Overhead &amp; License Multipliers"]</w:t>
               <w:br/>
-              <w:t xml:space="preserve">        F4["Retrofitted Bangladesh Bank BRPD 15 Regulatory Rules"]</w:t>
+              <w:t xml:space="preserve">        F4["Retrofitted Bangladesh Bank BRPD 15 Regulatory Rules"]        F5["Thin Bangladesh Reference Base vs Local 40+ HQ"]    end</w:t>
+            </w:r>
+            <w:r>
+              <w:rPr>
+                <w:rFonts w:ascii="Calibri" w:hAnsi="Calibri" w:eastAsia="Calibri"/>
+                <w:b w:val="0"/>
+                <w:i w:val="0"/>
+                <w:color w:val="222222"/>
+                <w:sz w:val="18"/>
+              </w:rPr>
             </w:r>
           </w:p>
         </w:tc>
